--- a/companions/docx/iga-program-charter-template.docx
+++ b/companions/docx/iga-program-charter-template.docx
@@ -467,6 +467,73 @@
           <w:iCs w:val="false"/>
         </w:rPr>
         <w:t xml:space="preserve">Time-boxed remediation: clear [orphaned accounts, excessive entitlements, and stale access] within [timeframe], with progress reported to the sponsor at [interval].</w:t>
+      </w:r>
+    </w:p>
+    <w:p>
+      <w:pPr>
+        <w:pStyle w:val="Heading2"/>
+      </w:pPr>
+      <w:r>
+        <w:t xml:space="preserve">Resources (M9)</w:t>
+      </w:r>
+    </w:p>
+    <w:p>
+      <w:pPr>
+        <w:spacing w:after="140"/>
+      </w:pPr>
+      <w:r>
+        <w:rPr>
+          <w:b/>
+          <w:bCs/>
+          <w:i w:val="false"/>
+          <w:iCs w:val="false"/>
+        </w:rPr>
+        <w:t xml:space="preserve">Funding source:</w:t>
+      </w:r>
+      <w:r>
+        <w:rPr>
+          <w:b w:val="false"/>
+          <w:bCs w:val="false"/>
+          <w:i w:val="false"/>
+          <w:iCs w:val="false"/>
+        </w:rPr>
+        <w:t xml:space="preserve"> [budget line or sponsor commitment] </w:t>
+      </w:r>
+      <w:r>
+        <w:rPr>
+          <w:b/>
+          <w:bCs/>
+          <w:i w:val="false"/>
+          <w:iCs w:val="false"/>
+        </w:rPr>
+        <w:t xml:space="preserve">Capacity:</w:t>
+      </w:r>
+      <w:r>
+        <w:rPr>
+          <w:b w:val="false"/>
+          <w:bCs w:val="false"/>
+          <w:i w:val="false"/>
+          <w:iCs w:val="false"/>
+        </w:rPr>
+        <w:t xml:space="preserve"> [named roles and their allocation] </w:t>
+      </w:r>
+      <w:r>
+        <w:rPr>
+          <w:b/>
+          <w:bCs/>
+          <w:i w:val="false"/>
+          <w:iCs w:val="false"/>
+        </w:rPr>
+        <w:t xml:space="preserve">Revisit trigger:</w:t>
+      </w:r>
+      <w:r>
+        <w:rPr>
+          <w:b w:val="false"/>
+          <w:bCs w:val="false"/>
+          <w:i w:val="false"/>
+          <w:iCs w:val="false"/>
+        </w:rPr>
+        <w:t xml:space="preserve"> scope growth past [threshold] reopens this section</w:t>
       </w:r>
     </w:p>
     <w:p>
